--- a/revisao-banca/secretaria/EDITAVEL_4_Abstract.docx
+++ b/revisao-banca/secretaria/EDITAVEL_4_Abstract.docx
@@ -41,7 +41,7 @@
           <w:b w:val="0"/>
           <w:sz w:val="24"/>
         </w:rPr>
-        <w:t>The proposed solution is a perception pipeline of four stages that hand simple, well-defined information to one another. First, a Convolutional Neural Network locates the obstacle in the camera image. Second, that image region is extended outward into space as a viewing cone, a frustum, which selects the small portion of the three-dimensional point cloud -- measured by a depth camera or a laser scanner -- that can contain the object. Third, a second neural network reads those points and fits a metric three-dimensional box around the obstacle. Fourth, an Extended Kalman Filter links the per-image detections into a trajectory over time and, just as importantly, reports how much that trajectory can be trusted, since the avoidance logic must reason about collision risk and predict where the obstacle will be, not merely about where it is now.</w:t>
+        <w:t>The proposed solution is a perception pipeline of four stages that hand simple, well-defined information to one another. First, a Convolutional Neural Network locates the obstacle in the camera image. Second, that image region is extended outward into space as a viewing cone, a frustum, which selects the small portion of the three-dimensional point cloud –- measured by a depth camera or a laser scanner –- that can contain the object. Third, a second neural network reads those points and fits a metric three-dimensional box around the obstacle. Fourth, an Extended Kalman Filter links the per-image detections into a trajectory over time and, just as importantly, reports how much that trajectory can be trusted, since the avoidance logic must reason about collision risk and predict where the obstacle will be, not merely about where it is now.</w:t>
       </w:r>
     </w:p>
     <w:p>
